--- a/CDA_install.docx
+++ b/CDA_install.docx
@@ -179,14 +179,8 @@
           <w:p>
             <w:pPr>
               <w:jc w:val="center"/>
-              <w:rPr>
-                <w:lang w:val="en-US"/>
-              </w:rPr>
             </w:pPr>
             <w:r>
-              <w:rPr>
-                <w:lang w:val="en-US"/>
-              </w:rPr>
               <w:t>Georges GOLLA – IGA</w:t>
             </w:r>
           </w:p>
@@ -259,6 +253,15 @@
     </w:p>
     <w:sdt>
       <w:sdtPr>
+        <w:rPr>
+          <w:rFonts w:asciiTheme="minorHAnsi" w:eastAsiaTheme="minorHAnsi" w:hAnsiTheme="minorHAnsi" w:cstheme="minorBidi"/>
+          <w:color w:val="auto"/>
+          <w:kern w:val="2"/>
+          <w:sz w:val="22"/>
+          <w:szCs w:val="22"/>
+          <w:lang w:eastAsia="en-US"/>
+          <w14:ligatures w14:val="standardContextual"/>
+        </w:rPr>
         <w:id w:val="-1183517037"/>
         <w:docPartObj>
           <w:docPartGallery w:val="Table of Contents"/>
@@ -267,15 +270,8 @@
       </w:sdtPr>
       <w:sdtEndPr>
         <w:rPr>
-          <w:rFonts w:asciiTheme="minorHAnsi" w:eastAsiaTheme="minorHAnsi" w:hAnsiTheme="minorHAnsi" w:cstheme="minorBidi"/>
           <w:b/>
           <w:bCs/>
-          <w:color w:val="auto"/>
-          <w:kern w:val="2"/>
-          <w:sz w:val="22"/>
-          <w:szCs w:val="22"/>
-          <w:lang w:eastAsia="en-US"/>
-          <w14:ligatures w14:val="standardContextual"/>
         </w:rPr>
       </w:sdtEndPr>
       <w:sdtContent>
@@ -1686,22 +1682,7 @@
               <w:jc w:val="both"/>
             </w:pPr>
             <w:r>
-              <w:t xml:space="preserve">Si vous êtes dans </w:t>
-            </w:r>
-            <w:r>
-              <w:t>une</w:t>
-            </w:r>
-            <w:r>
-              <w:t xml:space="preserve"> configuration</w:t>
-            </w:r>
-            <w:r>
-              <w:t xml:space="preserve"> non compatible avec le VBA</w:t>
-            </w:r>
-            <w:r>
-              <w:t xml:space="preserve">, nous vous recommandons de préparer vos formulaires sur une machine compatible puis de déposer vos formulaires sur votre interface de saisie afin de ne pas avoir besoin d’utiliser les fonctions VBA. </w:t>
-            </w:r>
-            <w:r>
-              <w:t>Vous serez néanmoins fortement limité si vous avez besoin d’ajouter un nouvel équipement sur le terrain.</w:t>
+              <w:t>Si vous êtes dans une configuration non compatible avec le VBA, nous vous recommandons de préparer vos formulaires sur une machine compatible puis de déposer vos formulaires sur votre interface de saisie afin de ne pas avoir besoin d’utiliser les fonctions VBA. Vous serez néanmoins fortement limité si vous avez besoin d’ajouter un nouvel équipement sur le terrain.</w:t>
             </w:r>
           </w:p>
           <w:p>
@@ -1829,6 +1810,9 @@
     </w:p>
     <w:p>
       <w:r>
+        <w:rPr>
+          <w:noProof/>
+        </w:rPr>
         <w:lastRenderedPageBreak/>
         <w:drawing>
           <wp:inline distT="0" distB="0" distL="0" distR="0" wp14:anchorId="7FDE7E5E" wp14:editId="66FCFBAE">
@@ -1888,16 +1872,7 @@
     </w:p>
     <w:p>
       <w:r>
-        <w:t>L</w:t>
-      </w:r>
-      <w:r>
-        <w:t xml:space="preserve">e formulaire Excel </w:t>
-      </w:r>
-      <w:r>
-        <w:t>de la grille CDA contient à minima les fichiers suivants</w:t>
-      </w:r>
-      <w:r>
-        <w:t> :</w:t>
+        <w:t>Le formulaire Excel de la grille CDA contient à minima les fichiers suivants :</w:t>
       </w:r>
     </w:p>
     <w:p>
@@ -1917,13 +1892,7 @@
         <w:t>GRILLES_CDA.xlsx</w:t>
       </w:r>
       <w:r>
-        <w:t xml:space="preserve"> : </w:t>
-      </w:r>
-      <w:r>
-        <w:t>Le modèle de grille CDA au format Excel (fichier xlsx)</w:t>
-      </w:r>
-      <w:r>
-        <w:t xml:space="preserve">. C’est le fichier principal pour créer une grille CDA. Vous devrez copier ce fichier dans votre espace de travail pour chaque nouvelle grille. </w:t>
+        <w:t xml:space="preserve"> : Le modèle de grille CDA au format Excel (fichier xlsx). C’est le fichier principal pour créer une grille CDA. Vous devrez copier ce fichier dans votre espace de travail pour chaque nouvelle grille. </w:t>
       </w:r>
       <w:r>
         <w:rPr>
@@ -1957,25 +1926,7 @@
         <w:t>autosurveillanceSTEU.xlam</w:t>
       </w:r>
       <w:r>
-        <w:t> : ce fichier contient l</w:t>
-      </w:r>
-      <w:r>
-        <w:t xml:space="preserve">e module VBA </w:t>
-      </w:r>
-      <w:r>
-        <w:t>qui permet d’</w:t>
-      </w:r>
-      <w:r>
-        <w:t xml:space="preserve">avoir </w:t>
-      </w:r>
-      <w:r>
-        <w:t>d</w:t>
-      </w:r>
-      <w:r>
-        <w:t>es fonctions enrichies</w:t>
-      </w:r>
-      <w:r>
-        <w:t xml:space="preserve"> sous Excel telles que l’ajout </w:t>
+        <w:t xml:space="preserve"> : ce fichier contient le module VBA qui permet d’avoir des fonctions enrichies sous Excel telles que l’ajout </w:t>
       </w:r>
       <w:r>
         <w:t>ou</w:t>
@@ -2070,13 +2021,7 @@
         <w:t>PLUVIO.xlsx</w:t>
       </w:r>
       <w:r>
-        <w:t xml:space="preserve"> : </w:t>
-      </w:r>
-      <w:r>
-        <w:t>modèle de formulaire utilisé pour l’ajout</w:t>
-      </w:r>
-      <w:r>
-        <w:t xml:space="preserve"> d’un équipement de type </w:t>
+        <w:t xml:space="preserve"> : modèle de formulaire utilisé pour l’ajout d’un équipement de type </w:t>
       </w:r>
       <w:r>
         <w:rPr>
@@ -2106,13 +2051,7 @@
         <w:t>PREL.xlsx</w:t>
       </w:r>
       <w:r>
-        <w:t xml:space="preserve"> : </w:t>
-      </w:r>
-      <w:r>
-        <w:t>modèle de formulaire utilisé pour l’ajout d’un équipement de type</w:t>
-      </w:r>
-      <w:r>
-        <w:t xml:space="preserve"> </w:t>
+        <w:t xml:space="preserve"> : modèle de formulaire utilisé pour l’ajout d’un équipement de type </w:t>
       </w:r>
       <w:r>
         <w:rPr>
@@ -2122,10 +2061,7 @@
         <w:t>préleveur</w:t>
       </w:r>
       <w:r>
-        <w:t xml:space="preserve"> </w:t>
-      </w:r>
-      <w:r>
-        <w:t>dans la grille CDA</w:t>
+        <w:t xml:space="preserve"> dans la grille CDA</w:t>
       </w:r>
     </w:p>
     <w:p>
@@ -2145,13 +2081,7 @@
         <w:t>Q_DEM.xlsx</w:t>
       </w:r>
       <w:r>
-        <w:t xml:space="preserve"> : </w:t>
-      </w:r>
-      <w:r>
-        <w:t>modèle de formulaire utilisé pour l’ajout d’un équipement de type</w:t>
-      </w:r>
-      <w:r>
-        <w:t xml:space="preserve"> </w:t>
+        <w:t xml:space="preserve"> : modèle de formulaire utilisé pour l’ajout d’un équipement de type </w:t>
       </w:r>
       <w:r>
         <w:rPr>
@@ -2161,10 +2091,7 @@
         <w:t>débitmètre en charge</w:t>
       </w:r>
       <w:r>
-        <w:t xml:space="preserve"> </w:t>
-      </w:r>
-      <w:r>
-        <w:t>dans la grille CDA</w:t>
+        <w:t xml:space="preserve"> dans la grille CDA</w:t>
       </w:r>
     </w:p>
     <w:p>
@@ -2184,27 +2111,14 @@
         <w:t>Q_GRAV.xlsx</w:t>
       </w:r>
       <w:r>
-        <w:t xml:space="preserve"> : </w:t>
-      </w:r>
-      <w:r>
-        <w:t>modèle de formulaire utilisé pour l’ajout d’un équipement de type</w:t>
-      </w:r>
-      <w:r>
-        <w:t xml:space="preserve"> </w:t>
+        <w:t xml:space="preserve"> : modèle de formulaire utilisé pour l’ajout d’un équipement de type </w:t>
       </w:r>
       <w:r>
         <w:rPr>
           <w:b/>
           <w:bCs/>
         </w:rPr>
-        <w:t>débitmètre</w:t>
-      </w:r>
-      <w:r>
-        <w:rPr>
-          <w:b/>
-          <w:bCs/>
-        </w:rPr>
-        <w:t xml:space="preserve"> gravitaire </w:t>
+        <w:t xml:space="preserve">débitmètre gravitaire </w:t>
       </w:r>
       <w:r>
         <w:t>dans la grille CDA</w:t>
@@ -2224,36 +2138,20 @@
           <w:b/>
           <w:bCs/>
         </w:rPr>
-        <w:t>THERMO.xlsx</w:t>
+        <w:t>THERMO.xlsx </w:t>
+      </w:r>
+      <w:r>
+        <w:t xml:space="preserve">: modèle de formulaire utilisé pour l’ajout d’un équipement de type </w:t>
       </w:r>
       <w:r>
         <w:rPr>
           <w:b/>
           <w:bCs/>
         </w:rPr>
-        <w:t> </w:t>
-      </w:r>
-      <w:r>
-        <w:t xml:space="preserve">: </w:t>
-      </w:r>
-      <w:r>
-        <w:t>modèle de formulaire utilisé pour l’ajout d’un équipement de type</w:t>
-      </w:r>
-      <w:r>
-        <w:t xml:space="preserve"> </w:t>
-      </w:r>
-      <w:r>
-        <w:rPr>
-          <w:b/>
-          <w:bCs/>
-        </w:rPr>
         <w:t>sonde de température</w:t>
       </w:r>
       <w:r>
-        <w:t xml:space="preserve"> </w:t>
-      </w:r>
-      <w:r>
-        <w:t>dans la grille CDA</w:t>
+        <w:t xml:space="preserve"> dans la grille CDA</w:t>
       </w:r>
     </w:p>
     <w:p>
@@ -2363,6 +2261,9 @@
         <w:jc w:val="both"/>
       </w:pPr>
       <w:r>
+        <w:rPr>
+          <w:noProof/>
+        </w:rPr>
         <w:drawing>
           <wp:inline distT="0" distB="0" distL="0" distR="0" wp14:anchorId="6D34708F" wp14:editId="683DB18E">
             <wp:extent cx="5760720" cy="530225"/>
@@ -3206,10 +3107,7 @@
         </w:numPr>
       </w:pPr>
       <w:r>
-        <w:t>Mise à jour</w:t>
-      </w:r>
-      <w:r>
-        <w:t xml:space="preserve"> du</w:t>
+        <w:t>Mise à jour du</w:t>
       </w:r>
       <w:r>
         <w:t xml:space="preserve"> module</w:t>
@@ -3262,8 +3160,16 @@
           <w:ilvl w:val="0"/>
           <w:numId w:val="10"/>
         </w:numPr>
-      </w:pPr>
-      <w:r>
+        <w:rPr>
+          <w:b/>
+          <w:bCs/>
+        </w:rPr>
+      </w:pPr>
+      <w:r>
+        <w:rPr>
+          <w:b/>
+          <w:bCs/>
+        </w:rPr>
         <w:t>Fermer Excel</w:t>
       </w:r>
     </w:p>
@@ -3276,17 +3182,11 @@
         </w:numPr>
       </w:pPr>
       <w:r>
-        <w:t xml:space="preserve">Copier-Coller les sources dans le répertoire </w:t>
-      </w:r>
-      <w:r>
-        <w:t>« </w:t>
+        <w:t>Copier-Coller les sources dans le répertoire « </w:t>
       </w:r>
       <w:proofErr w:type="spellStart"/>
       <w:r>
-        <w:t>AddIn</w:t>
-      </w:r>
-      <w:r>
-        <w:t>s</w:t>
+        <w:t>AddIns</w:t>
       </w:r>
       <w:proofErr w:type="spellEnd"/>
       <w:r>
@@ -3303,7 +3203,10 @@
       </w:pPr>
       <w:r>
         <w:lastRenderedPageBreak/>
-        <w:t>Ouvrer</w:t>
+        <w:t>Ouvr</w:t>
+      </w:r>
+      <w:r>
+        <w:t>ir</w:t>
       </w:r>
       <w:r>
         <w:t xml:space="preserve"> Excel</w:t>
@@ -3315,6 +3218,167 @@
         <w:t xml:space="preserve">Si vous avez utilisé un autre emplacement, il sera au préalable nécessaire de désinstaller l’ancienne version du module et décochant le module de la liste des modules complémentaires (voir point 4.4.4). Puis fermer et ouvrer Excel et enfin réinstaller le module en suivant la procédure décrite en 2.4 </w:t>
       </w:r>
     </w:p>
+    <w:tbl>
+      <w:tblPr>
+        <w:tblStyle w:val="Grilledutableau"/>
+        <w:tblW w:w="0" w:type="auto"/>
+        <w:tblLook w:val="04A0" w:firstRow="1" w:lastRow="0" w:firstColumn="1" w:lastColumn="0" w:noHBand="0" w:noVBand="1"/>
+      </w:tblPr>
+      <w:tblGrid>
+        <w:gridCol w:w="9062"/>
+      </w:tblGrid>
+      <w:tr>
+        <w:tc>
+          <w:tcPr>
+            <w:tcW w:w="9062" w:type="dxa"/>
+          </w:tcPr>
+          <w:p>
+            <w:pPr>
+              <w:rPr>
+                <w:b/>
+                <w:bCs/>
+              </w:rPr>
+            </w:pPr>
+            <w:r>
+              <w:rPr>
+                <w:b/>
+                <w:bCs/>
+              </w:rPr>
+              <w:t xml:space="preserve">Je n’arrive pas à supprimer ou </w:t>
+            </w:r>
+            <w:r>
+              <w:rPr>
+                <w:b/>
+                <w:bCs/>
+              </w:rPr>
+              <w:t>remplacer le fichier</w:t>
+            </w:r>
+            <w:r>
+              <w:rPr>
+                <w:b/>
+                <w:bCs/>
+              </w:rPr>
+              <w:t xml:space="preserve"> le module</w:t>
+            </w:r>
+            <w:r>
+              <w:rPr>
+                <w:b/>
+                <w:bCs/>
+              </w:rPr>
+              <w:t>, comment faire ?</w:t>
+            </w:r>
+          </w:p>
+          <w:p>
+            <w:pPr>
+              <w:numPr>
+                <w:ilvl w:val="0"/>
+                <w:numId w:val="13"/>
+              </w:numPr>
+            </w:pPr>
+            <w:r>
+              <w:t xml:space="preserve">Ouvrir Excel et </w:t>
+            </w:r>
+            <w:r>
+              <w:t>désactiver</w:t>
+            </w:r>
+            <w:r>
+              <w:t xml:space="preserve"> le module depuis le menu d'Excel</w:t>
+            </w:r>
+            <w:r>
+              <w:t xml:space="preserve"> (voir point 2.4.4)</w:t>
+            </w:r>
+            <w:r>
+              <w:t>,</w:t>
+            </w:r>
+          </w:p>
+          <w:p>
+            <w:pPr>
+              <w:numPr>
+                <w:ilvl w:val="0"/>
+                <w:numId w:val="13"/>
+              </w:numPr>
+            </w:pPr>
+            <w:r>
+              <w:t xml:space="preserve">Fermer Excel car un fichier </w:t>
+            </w:r>
+            <w:proofErr w:type="spellStart"/>
+            <w:r>
+              <w:t>xlam</w:t>
+            </w:r>
+            <w:proofErr w:type="spellEnd"/>
+            <w:r>
+              <w:t xml:space="preserve"> dans </w:t>
+            </w:r>
+            <w:proofErr w:type="spellStart"/>
+            <w:r>
+              <w:t>addins</w:t>
+            </w:r>
+            <w:proofErr w:type="spellEnd"/>
+            <w:r>
+              <w:t xml:space="preserve"> est ouvert par Excel au démarrage,</w:t>
+            </w:r>
+          </w:p>
+          <w:p>
+            <w:pPr>
+              <w:numPr>
+                <w:ilvl w:val="0"/>
+                <w:numId w:val="13"/>
+              </w:numPr>
+            </w:pPr>
+            <w:r>
+              <w:t>Redémarrer le PC pour être certain que le fichier n'est pas en cours de lecture,</w:t>
+            </w:r>
+          </w:p>
+          <w:p>
+            <w:pPr>
+              <w:numPr>
+                <w:ilvl w:val="0"/>
+                <w:numId w:val="13"/>
+              </w:numPr>
+            </w:pPr>
+            <w:r>
+              <w:t>Vérifier d'être administrateur d</w:t>
+            </w:r>
+            <w:r>
+              <w:t xml:space="preserve">e votre </w:t>
+            </w:r>
+            <w:r>
+              <w:t xml:space="preserve">poste car possible que les fichiers de </w:t>
+            </w:r>
+            <w:proofErr w:type="spellStart"/>
+            <w:r>
+              <w:t>addins</w:t>
+            </w:r>
+            <w:proofErr w:type="spellEnd"/>
+            <w:r>
+              <w:t xml:space="preserve"> soient protégés</w:t>
+            </w:r>
+          </w:p>
+          <w:p>
+            <w:r>
+              <w:t xml:space="preserve">A chaque étape, vous tenter de remplacer le fichier par la nouvelle version de votre module. Pensez à copier également les </w:t>
+            </w:r>
+            <w:proofErr w:type="spellStart"/>
+            <w:r>
+              <w:t>templates</w:t>
+            </w:r>
+            <w:proofErr w:type="spellEnd"/>
+            <w:r>
+              <w:t xml:space="preserve"> présent dans le kit d’installation.</w:t>
+            </w:r>
+          </w:p>
+          <w:p>
+            <w:pPr>
+              <w:rPr>
+                <w:b/>
+                <w:bCs/>
+              </w:rPr>
+            </w:pPr>
+          </w:p>
+        </w:tc>
+      </w:tr>
+    </w:tbl>
+    <w:p/>
     <w:p>
       <w:pPr>
         <w:pStyle w:val="Titre1"/>
@@ -3466,13 +3530,7 @@
             </w:r>
             <w:proofErr w:type="gramEnd"/>
             <w:r>
-              <w:t xml:space="preserve"> gérer </w:t>
-            </w:r>
-            <w:r>
-              <w:t>les équipements d</w:t>
-            </w:r>
-            <w:r>
-              <w:t>u système de traitement</w:t>
+              <w:t xml:space="preserve"> gérer les équipements du système de traitement</w:t>
             </w:r>
           </w:p>
           <w:p>
@@ -3613,22 +3671,7 @@
               <w:cnfStyle w:val="000000000000" w:firstRow="0" w:lastRow="0" w:firstColumn="0" w:lastColumn="0" w:oddVBand="0" w:evenVBand="0" w:oddHBand="0" w:evenHBand="0" w:firstRowFirstColumn="0" w:firstRowLastColumn="0" w:lastRowFirstColumn="0" w:lastRowLastColumn="0"/>
             </w:pPr>
             <w:r>
-              <w:t>La feuille « </w:t>
-            </w:r>
-            <w:r>
-              <w:t>Analytique</w:t>
-            </w:r>
-            <w:r>
-              <w:t> » permet de reporter les informations nécessaire</w:t>
-            </w:r>
-            <w:r>
-              <w:t>s</w:t>
-            </w:r>
-            <w:r>
-              <w:t xml:space="preserve"> à l’évaluation</w:t>
-            </w:r>
-            <w:r>
-              <w:t xml:space="preserve"> des pratiques analytiques dont les méthodes d’échantillonnage, les méthodes analytiques et la réalisation des comparatifs analytiques. </w:t>
+              <w:t xml:space="preserve">La feuille « Analytique » permet de reporter les informations nécessaires à l’évaluation des pratiques analytiques dont les méthodes d’échantillonnage, les méthodes analytiques et la réalisation des comparatifs analytiques. </w:t>
             </w:r>
           </w:p>
         </w:tc>
@@ -3644,6 +3687,7 @@
           </w:tcPr>
           <w:p>
             <w:r>
+              <w:lastRenderedPageBreak/>
               <w:t>Feuilles d’équipement</w:t>
             </w:r>
           </w:p>
@@ -3681,7 +3725,6 @@
         </w:numPr>
       </w:pPr>
       <w:r>
-        <w:lastRenderedPageBreak/>
         <w:t>Présentation du menu du module VBA</w:t>
       </w:r>
     </w:p>
@@ -3748,7 +3791,7 @@
           <w:noProof/>
         </w:rPr>
         <w:drawing>
-          <wp:inline distT="0" distB="0" distL="0" distR="0" wp14:anchorId="120A72DA" wp14:editId="2ADE023F">
+          <wp:inline distT="0" distB="0" distL="0" distR="0" wp14:anchorId="120A72DA" wp14:editId="1230F2D7">
             <wp:extent cx="5753100" cy="1701800"/>
             <wp:effectExtent l="0" t="0" r="0" b="0"/>
             <wp:docPr id="898408606" name="Image 3"/>
@@ -3811,7 +3854,37 @@
         </w:numPr>
       </w:pPr>
       <w:r>
-        <w:t>« Système de collecte » qui propose 2 options : « Gérer les équipements » et « Ajouter un équipement »</w:t>
+        <w:t>« </w:t>
+      </w:r>
+      <w:r>
+        <w:rPr>
+          <w:b/>
+          <w:bCs/>
+        </w:rPr>
+        <w:t>Système de collecte</w:t>
+      </w:r>
+      <w:r>
+        <w:t> » qui propose 2 options : « </w:t>
+      </w:r>
+      <w:r>
+        <w:rPr>
+          <w:b/>
+          <w:bCs/>
+        </w:rPr>
+        <w:t>Gérer les équipements</w:t>
+      </w:r>
+      <w:r>
+        <w:t> » et « </w:t>
+      </w:r>
+      <w:r>
+        <w:rPr>
+          <w:b/>
+          <w:bCs/>
+        </w:rPr>
+        <w:t>Ajouter un équipement</w:t>
+      </w:r>
+      <w:r>
+        <w:t> »</w:t>
       </w:r>
     </w:p>
     <w:p>
@@ -3823,13 +3896,43 @@
         </w:numPr>
       </w:pPr>
       <w:r>
-        <w:t>« Système de traitement »</w:t>
+        <w:t>« </w:t>
+      </w:r>
+      <w:r>
+        <w:rPr>
+          <w:b/>
+          <w:bCs/>
+        </w:rPr>
+        <w:t>Système de traitement</w:t>
+      </w:r>
+      <w:r>
+        <w:t> »</w:t>
       </w:r>
       <w:r>
         <w:t xml:space="preserve"> </w:t>
       </w:r>
       <w:r>
-        <w:t>qui propose 2 options : « Gérer les équipements » et « Ajouter un équipement »</w:t>
+        <w:t>qui propose 2 options : « </w:t>
+      </w:r>
+      <w:r>
+        <w:rPr>
+          <w:b/>
+          <w:bCs/>
+        </w:rPr>
+        <w:t>Gérer les équipements</w:t>
+      </w:r>
+      <w:r>
+        <w:t> » et « </w:t>
+      </w:r>
+      <w:r>
+        <w:rPr>
+          <w:b/>
+          <w:bCs/>
+        </w:rPr>
+        <w:t>Ajouter un équipement</w:t>
+      </w:r>
+      <w:r>
+        <w:t> »</w:t>
       </w:r>
     </w:p>
     <w:p>
@@ -3841,22 +3944,30 @@
         </w:numPr>
       </w:pPr>
       <w:r>
-        <w:t>« Comparatif analytique »</w:t>
+        <w:t>« </w:t>
+      </w:r>
+      <w:r>
+        <w:rPr>
+          <w:b/>
+          <w:bCs/>
+        </w:rPr>
+        <w:t>Comparatif analytique</w:t>
+      </w:r>
+      <w:r>
+        <w:t> »</w:t>
       </w:r>
       <w:r>
         <w:t xml:space="preserve"> </w:t>
       </w:r>
       <w:r>
-        <w:t xml:space="preserve">qui propose </w:t>
-      </w:r>
-      <w:r>
-        <w:t>1</w:t>
-      </w:r>
-      <w:r>
-        <w:t xml:space="preserve"> option : « Ajouter un </w:t>
-      </w:r>
-      <w:r>
-        <w:t>comparatif</w:t>
+        <w:t>qui propose 1 option : « </w:t>
+      </w:r>
+      <w:r>
+        <w:rPr>
+          <w:b/>
+          <w:bCs/>
+        </w:rPr>
+        <w:t>Ajouter un comparatif</w:t>
       </w:r>
       <w:r>
         <w:t> »</w:t>
@@ -3871,7 +3982,17 @@
         </w:numPr>
       </w:pPr>
       <w:r>
-        <w:t>« Outils »</w:t>
+        <w:t>« </w:t>
+      </w:r>
+      <w:r>
+        <w:rPr>
+          <w:b/>
+          <w:bCs/>
+        </w:rPr>
+        <w:t>Outils</w:t>
+      </w:r>
+      <w:r>
+        <w:t> »</w:t>
       </w:r>
       <w:r>
         <w:t xml:space="preserve"> </w:t>
@@ -3888,12 +4009,20 @@
         <w:t xml:space="preserve"> 2 options : « </w:t>
       </w:r>
       <w:r>
+        <w:rPr>
+          <w:b/>
+          <w:bCs/>
+        </w:rPr>
         <w:t>Trier les feuilles</w:t>
       </w:r>
       <w:r>
         <w:t> » et « </w:t>
       </w:r>
       <w:r>
+        <w:rPr>
+          <w:b/>
+          <w:bCs/>
+        </w:rPr>
         <w:t>Exporter en Word</w:t>
       </w:r>
       <w:r>
@@ -3911,7 +4040,17 @@
         <w:jc w:val="both"/>
       </w:pPr>
       <w:r>
-        <w:t>Les options « Gérer les équipements » permettent de lister les équipements disponibles sur le système de collecte ou sur le système de traitement, puis d’accéder aux fonctions « </w:t>
+        <w:t>Les options « </w:t>
+      </w:r>
+      <w:r>
+        <w:rPr>
+          <w:b/>
+          <w:bCs/>
+        </w:rPr>
+        <w:t>Gérer les équipements</w:t>
+      </w:r>
+      <w:r>
+        <w:t> » permettent de lister les équipements disponibles sur le système de collecte ou sur le système de traitement, puis d’accéder aux fonctions « </w:t>
       </w:r>
       <w:r>
         <w:t>Activer/désactiver l'équipement (masque la feuille)</w:t>
@@ -3937,6 +4076,9 @@
         <w:jc w:val="center"/>
       </w:pPr>
       <w:r>
+        <w:rPr>
+          <w:noProof/>
+        </w:rPr>
         <w:drawing>
           <wp:inline distT="0" distB="0" distL="0" distR="0" wp14:anchorId="0621354D" wp14:editId="1805159D">
             <wp:extent cx="1682147" cy="1478251"/>
@@ -3977,6 +4119,9 @@
         <w:t xml:space="preserve">       </w:t>
       </w:r>
       <w:r>
+        <w:rPr>
+          <w:noProof/>
+        </w:rPr>
         <w:drawing>
           <wp:inline distT="0" distB="0" distL="0" distR="0" wp14:anchorId="52F6E5C9" wp14:editId="3D4B06CE">
             <wp:extent cx="1954085" cy="1480811"/>
@@ -4024,19 +4169,18 @@
         </w:numPr>
       </w:pPr>
       <w:r>
+        <w:lastRenderedPageBreak/>
         <w:t xml:space="preserve">Les fonctions </w:t>
       </w:r>
       <w:r>
-        <w:t>« Ajouter un équipement »</w:t>
-      </w:r>
-      <w:r>
-        <w:t xml:space="preserve"> </w:t>
-      </w:r>
-      <w:r>
-        <w:t xml:space="preserve">permettent </w:t>
-      </w:r>
-      <w:r>
-        <w:t xml:space="preserve">de créer une entrée supplémentaire sur la feuille « Descriptif » et de créer la feuille de l’équipement à l’aide des fichiers de modèle. Cette procédure permet de </w:t>
+        <w:rPr>
+          <w:b/>
+          <w:bCs/>
+        </w:rPr>
+        <w:t>« Ajouter un équipement</w:t>
+      </w:r>
+      <w:r>
+        <w:t xml:space="preserve"> » permettent de créer une entrée supplémentaire sur la feuille « Descriptif » et de créer la feuille de l’équipement à l’aide des fichiers de modèle. Cette procédure permet de </w:t>
       </w:r>
       <w:proofErr w:type="spellStart"/>
       <w:r>
@@ -4052,7 +4196,9 @@
         <w:jc w:val="center"/>
       </w:pPr>
       <w:r>
-        <w:lastRenderedPageBreak/>
+        <w:rPr>
+          <w:noProof/>
+        </w:rPr>
         <w:drawing>
           <wp:inline distT="0" distB="0" distL="0" distR="0" wp14:anchorId="4EC76EC5" wp14:editId="0D898891">
             <wp:extent cx="2426067" cy="2179812"/>
@@ -4099,16 +4245,23 @@
         </w:numPr>
       </w:pPr>
       <w:r>
-        <w:t>L</w:t>
-      </w:r>
-      <w:r>
-        <w:t>a</w:t>
-      </w:r>
-      <w:r>
-        <w:t xml:space="preserve"> fonction « Ajouter un comparatif</w:t>
-      </w:r>
-      <w:r>
-        <w:t> » permet d’ajouter un nouveau bloc de comparatif analytique sur la feuille « Analytique » dans la section « COMPARATIF ANALYTIQUE »</w:t>
+        <w:t>La fonction « </w:t>
+      </w:r>
+      <w:r>
+        <w:rPr>
+          <w:b/>
+          <w:bCs/>
+        </w:rPr>
+        <w:t>Ajouter un comparatif</w:t>
+      </w:r>
+      <w:r>
+        <w:t> » permet d’ajouter un nouveau bloc de comparatif analytique sur la feuille « </w:t>
+      </w:r>
+      <w:r>
+        <w:t>Analytique</w:t>
+      </w:r>
+      <w:r>
+        <w:t> » dans la section « COMPARATIF ANALYTIQUE »</w:t>
       </w:r>
     </w:p>
     <w:p>
@@ -4120,10 +4273,17 @@
         </w:numPr>
       </w:pPr>
       <w:r>
-        <w:t>La fonction « Trier les feuilles »</w:t>
-      </w:r>
-      <w:r>
-        <w:t xml:space="preserve"> permet de réorganiser les feuilles de grille CDA dans un ordre préétabli en mettant en 1</w:t>
+        <w:t>La fonction « </w:t>
+      </w:r>
+      <w:r>
+        <w:rPr>
+          <w:b/>
+          <w:bCs/>
+        </w:rPr>
+        <w:t>Trier les feuilles</w:t>
+      </w:r>
+      <w:r>
+        <w:t> » permet de réorganiser les feuilles de grille CDA dans un ordre préétabli en mettant en 1</w:t>
       </w:r>
       <w:r>
         <w:rPr>
@@ -4144,16 +4304,72 @@
         </w:numPr>
       </w:pPr>
       <w:r>
-        <w:t>La fonction « Exporter en Word »</w:t>
-      </w:r>
-      <w:r>
-        <w:t xml:space="preserve"> permet de gérer le rapport CDA à partir des informations la grille. </w:t>
+        <w:t>La fonction « </w:t>
+      </w:r>
+      <w:r>
+        <w:rPr>
+          <w:b/>
+          <w:bCs/>
+        </w:rPr>
+        <w:t>Exporter en Word</w:t>
+      </w:r>
+      <w:r>
+        <w:t xml:space="preserve"> » permet de gérer le rapport CDA à partir des informations la grille. </w:t>
       </w:r>
       <w:r>
         <w:t>Ce rapport devra être complémenté manuellement pas vos soins avant de pouvoir être envoyé à votre Agence de l’Eau</w:t>
       </w:r>
-    </w:p>
-    <w:p/>
+      <w:r>
+        <w:t xml:space="preserve">. Cette fonction est également accessible en faisant un double </w:t>
+      </w:r>
+      <w:proofErr w:type="spellStart"/>
+      <w:r>
+        <w:t>click</w:t>
+      </w:r>
+      <w:proofErr w:type="spellEnd"/>
+      <w:r>
+        <w:t xml:space="preserve"> sur « Exporter en Word » dans la bannière de la feuille « SYNTHESE »</w:t>
+      </w:r>
+    </w:p>
+    <w:p>
+      <w:r>
+        <w:drawing>
+          <wp:inline distT="0" distB="0" distL="0" distR="0" wp14:anchorId="207476F9" wp14:editId="32B009B8">
+            <wp:extent cx="5760720" cy="1415415"/>
+            <wp:effectExtent l="0" t="0" r="0" b="0"/>
+            <wp:docPr id="1373760652" name="Image 1"/>
+            <wp:cNvGraphicFramePr>
+              <a:graphicFrameLocks xmlns:a="http://schemas.openxmlformats.org/drawingml/2006/main" noChangeAspect="1"/>
+            </wp:cNvGraphicFramePr>
+            <a:graphic xmlns:a="http://schemas.openxmlformats.org/drawingml/2006/main">
+              <a:graphicData uri="http://schemas.openxmlformats.org/drawingml/2006/picture">
+                <pic:pic xmlns:pic="http://schemas.openxmlformats.org/drawingml/2006/picture">
+                  <pic:nvPicPr>
+                    <pic:cNvPr id="1373760652" name=""/>
+                    <pic:cNvPicPr/>
+                  </pic:nvPicPr>
+                  <pic:blipFill>
+                    <a:blip r:embed="rId19"/>
+                    <a:stretch>
+                      <a:fillRect/>
+                    </a:stretch>
+                  </pic:blipFill>
+                  <pic:spPr>
+                    <a:xfrm>
+                      <a:off x="0" y="0"/>
+                      <a:ext cx="5760720" cy="1415415"/>
+                    </a:xfrm>
+                    <a:prstGeom prst="rect">
+                      <a:avLst/>
+                    </a:prstGeom>
+                  </pic:spPr>
+                </pic:pic>
+              </a:graphicData>
+            </a:graphic>
+          </wp:inline>
+        </w:drawing>
+      </w:r>
+    </w:p>
     <w:p>
       <w:pPr>
         <w:pStyle w:val="Titre2"/>
@@ -4220,7 +4436,18 @@
         <w:t>)</w:t>
       </w:r>
       <w:r>
-        <w:t xml:space="preserve"> dont l’action est déclenchée sur le « double clic » et qui permettent d’ouvrir des boites de dialogue (cette fonction n’est disponible que le module VBA est activé),</w:t>
+        <w:t xml:space="preserve"> dont l’action est déclenchée sur le « double </w:t>
+      </w:r>
+      <w:proofErr w:type="spellStart"/>
+      <w:r>
+        <w:t>clic</w:t>
+      </w:r>
+      <w:r>
+        <w:t>k</w:t>
+      </w:r>
+      <w:proofErr w:type="spellEnd"/>
+      <w:r>
+        <w:t> » et qui permettent d’ouvrir des boites de dialogue (cette fonction n’est disponible que le module VBA est activé),</w:t>
       </w:r>
     </w:p>
     <w:p>
@@ -4249,6 +4476,10 @@
     </w:p>
     <w:p>
       <w:r>
+        <w:rPr>
+          <w:noProof/>
+        </w:rPr>
+        <w:lastRenderedPageBreak/>
         <w:drawing>
           <wp:inline distT="0" distB="0" distL="0" distR="0" wp14:anchorId="7270B7E9" wp14:editId="6D31E8BF">
             <wp:extent cx="5760720" cy="2405380"/>
@@ -4265,7 +4496,7 @@
                     <pic:cNvPicPr/>
                   </pic:nvPicPr>
                   <pic:blipFill>
-                    <a:blip r:embed="rId19"/>
+                    <a:blip r:embed="rId20"/>
                     <a:stretch>
                       <a:fillRect/>
                     </a:stretch>
@@ -4287,7 +4518,7 @@
       </w:r>
     </w:p>
     <w:sectPr>
-      <w:headerReference w:type="default" r:id="rId20"/>
+      <w:headerReference w:type="default" r:id="rId21"/>
       <w:pgSz w:w="11906" w:h="16838"/>
       <w:pgMar w:top="1417" w:right="1417" w:bottom="1417" w:left="1417" w:header="708" w:footer="708" w:gutter="0"/>
       <w:cols w:space="708"/>
@@ -4363,6 +4594,119 @@
 <file path=word/numbering.xml><?xml version="1.0" encoding="utf-8"?>
 <w:numbering xmlns:wpc="http://schemas.microsoft.com/office/word/2010/wordprocessingCanvas" xmlns:cx="http://schemas.microsoft.com/office/drawing/2014/chartex" xmlns:cx1="http://schemas.microsoft.com/office/drawing/2015/9/8/chartex" xmlns:cx2="http://schemas.microsoft.com/office/drawing/2015/10/21/chartex" xmlns:cx3="http://schemas.microsoft.com/office/drawing/2016/5/9/chartex" xmlns:cx4="http://schemas.microsoft.com/office/drawing/2016/5/10/chartex" xmlns:cx5="http://schemas.microsoft.com/office/drawing/2016/5/11/chartex" xmlns:cx6="http://schemas.microsoft.com/office/drawing/2016/5/12/chartex" xmlns:cx7="http://schemas.microsoft.com/office/drawing/2016/5/13/chartex" xmlns:cx8="http://schemas.microsoft.com/office/drawing/2016/5/14/chartex" xmlns:mc="http://schemas.openxmlformats.org/markup-compatibility/2006" xmlns:aink="http://schemas.microsoft.com/office/drawing/2016/ink" xmlns:am3d="http://schemas.microsoft.com/office/drawing/2017/model3d" xmlns:o="urn:schemas-microsoft-com:office:office" xmlns:oel="http://schemas.microsoft.com/office/2019/extlst" xmlns:r="http://schemas.openxmlformats.org/officeDocument/2006/relationships" xmlns:m="http://schemas.openxmlformats.org/officeDocument/2006/math" xmlns:v="urn:schemas-microsoft-com:vml" xmlns:wp14="http://schemas.microsoft.com/office/word/2010/wordprocessingDrawing" xmlns:wp="http://schemas.openxmlformats.org/drawingml/2006/wordprocessingDrawing" xmlns:w10="urn:schemas-microsoft-com:office:word" xmlns:w="http://schemas.openxmlformats.org/wordprocessingml/2006/main" xmlns:w14="http://schemas.microsoft.com/office/word/2010/wordml" xmlns:w15="http://schemas.microsoft.com/office/word/2012/wordml" xmlns:w16cex="http://schemas.microsoft.com/office/word/2018/wordml/cex" xmlns:w16cid="http://schemas.microsoft.com/office/word/2016/wordml/cid" xmlns:w16="http://schemas.microsoft.com/office/word/2018/wordml" xmlns:w16du="http://schemas.microsoft.com/office/word/2023/wordml/word16du" xmlns:w16sdtdh="http://schemas.microsoft.com/office/word/2020/wordml/sdtdatahash" xmlns:w16sdtfl="http://schemas.microsoft.com/office/word/2024/wordml/sdtformatlock" xmlns:w16se="http://schemas.microsoft.com/office/word/2015/wordml/symex" xmlns:wpg="http://schemas.microsoft.com/office/word/2010/wordprocessingGroup" xmlns:wpi="http://schemas.microsoft.com/office/word/2010/wordprocessingInk" xmlns:wne="http://schemas.microsoft.com/office/word/2006/wordml" xmlns:wps="http://schemas.microsoft.com/office/word/2010/wordprocessingShape" mc:Ignorable="w14 w15 w16se w16cid w16 w16cex w16sdtdh w16sdtfl w16du wp14">
   <w:abstractNum w:abstractNumId="0" w15:restartNumberingAfterBreak="0">
+    <w:nsid w:val="140E12D8"/>
+    <w:multiLevelType w:val="multilevel"/>
+    <w:tmpl w:val="2FD8B622"/>
+    <w:lvl w:ilvl="0">
+      <w:start w:val="1"/>
+      <w:numFmt w:val="decimal"/>
+      <w:lvlText w:val="%1."/>
+      <w:lvlJc w:val="left"/>
+      <w:pPr>
+        <w:tabs>
+          <w:tab w:val="num" w:pos="720"/>
+        </w:tabs>
+        <w:ind w:left="720" w:hanging="360"/>
+      </w:pPr>
+    </w:lvl>
+    <w:lvl w:ilvl="1" w:tentative="1">
+      <w:start w:val="1"/>
+      <w:numFmt w:val="decimal"/>
+      <w:lvlText w:val="%2."/>
+      <w:lvlJc w:val="left"/>
+      <w:pPr>
+        <w:tabs>
+          <w:tab w:val="num" w:pos="1440"/>
+        </w:tabs>
+        <w:ind w:left="1440" w:hanging="360"/>
+      </w:pPr>
+    </w:lvl>
+    <w:lvl w:ilvl="2" w:tentative="1">
+      <w:start w:val="1"/>
+      <w:numFmt w:val="decimal"/>
+      <w:lvlText w:val="%3."/>
+      <w:lvlJc w:val="left"/>
+      <w:pPr>
+        <w:tabs>
+          <w:tab w:val="num" w:pos="2160"/>
+        </w:tabs>
+        <w:ind w:left="2160" w:hanging="360"/>
+      </w:pPr>
+    </w:lvl>
+    <w:lvl w:ilvl="3" w:tentative="1">
+      <w:start w:val="1"/>
+      <w:numFmt w:val="decimal"/>
+      <w:lvlText w:val="%4."/>
+      <w:lvlJc w:val="left"/>
+      <w:pPr>
+        <w:tabs>
+          <w:tab w:val="num" w:pos="2880"/>
+        </w:tabs>
+        <w:ind w:left="2880" w:hanging="360"/>
+      </w:pPr>
+    </w:lvl>
+    <w:lvl w:ilvl="4" w:tentative="1">
+      <w:start w:val="1"/>
+      <w:numFmt w:val="decimal"/>
+      <w:lvlText w:val="%5."/>
+      <w:lvlJc w:val="left"/>
+      <w:pPr>
+        <w:tabs>
+          <w:tab w:val="num" w:pos="3600"/>
+        </w:tabs>
+        <w:ind w:left="3600" w:hanging="360"/>
+      </w:pPr>
+    </w:lvl>
+    <w:lvl w:ilvl="5" w:tentative="1">
+      <w:start w:val="1"/>
+      <w:numFmt w:val="decimal"/>
+      <w:lvlText w:val="%6."/>
+      <w:lvlJc w:val="left"/>
+      <w:pPr>
+        <w:tabs>
+          <w:tab w:val="num" w:pos="4320"/>
+        </w:tabs>
+        <w:ind w:left="4320" w:hanging="360"/>
+      </w:pPr>
+    </w:lvl>
+    <w:lvl w:ilvl="6" w:tentative="1">
+      <w:start w:val="1"/>
+      <w:numFmt w:val="decimal"/>
+      <w:lvlText w:val="%7."/>
+      <w:lvlJc w:val="left"/>
+      <w:pPr>
+        <w:tabs>
+          <w:tab w:val="num" w:pos="5040"/>
+        </w:tabs>
+        <w:ind w:left="5040" w:hanging="360"/>
+      </w:pPr>
+    </w:lvl>
+    <w:lvl w:ilvl="7" w:tentative="1">
+      <w:start w:val="1"/>
+      <w:numFmt w:val="decimal"/>
+      <w:lvlText w:val="%8."/>
+      <w:lvlJc w:val="left"/>
+      <w:pPr>
+        <w:tabs>
+          <w:tab w:val="num" w:pos="5760"/>
+        </w:tabs>
+        <w:ind w:left="5760" w:hanging="360"/>
+      </w:pPr>
+    </w:lvl>
+    <w:lvl w:ilvl="8" w:tentative="1">
+      <w:start w:val="1"/>
+      <w:numFmt w:val="decimal"/>
+      <w:lvlText w:val="%9."/>
+      <w:lvlJc w:val="left"/>
+      <w:pPr>
+        <w:tabs>
+          <w:tab w:val="num" w:pos="6480"/>
+        </w:tabs>
+        <w:ind w:left="6480" w:hanging="360"/>
+      </w:pPr>
+    </w:lvl>
+  </w:abstractNum>
+  <w:abstractNum w:abstractNumId="1" w15:restartNumberingAfterBreak="0">
     <w:nsid w:val="17490E27"/>
     <w:multiLevelType w:val="hybridMultilevel"/>
     <w:tmpl w:val="109A6748"/>
@@ -4451,7 +4795,7 @@
       </w:pPr>
     </w:lvl>
   </w:abstractNum>
-  <w:abstractNum w:abstractNumId="1" w15:restartNumberingAfterBreak="0">
+  <w:abstractNum w:abstractNumId="2" w15:restartNumberingAfterBreak="0">
     <w:nsid w:val="1FDF6DD0"/>
     <w:multiLevelType w:val="hybridMultilevel"/>
     <w:tmpl w:val="9BF6BA1E"/>
@@ -4564,7 +4908,7 @@
       </w:rPr>
     </w:lvl>
   </w:abstractNum>
-  <w:abstractNum w:abstractNumId="2" w15:restartNumberingAfterBreak="0">
+  <w:abstractNum w:abstractNumId="3" w15:restartNumberingAfterBreak="0">
     <w:nsid w:val="20227E52"/>
     <w:multiLevelType w:val="hybridMultilevel"/>
     <w:tmpl w:val="E9D08456"/>
@@ -4677,7 +5021,7 @@
       </w:rPr>
     </w:lvl>
   </w:abstractNum>
-  <w:abstractNum w:abstractNumId="3" w15:restartNumberingAfterBreak="0">
+  <w:abstractNum w:abstractNumId="4" w15:restartNumberingAfterBreak="0">
     <w:nsid w:val="246F5F77"/>
     <w:multiLevelType w:val="multilevel"/>
     <w:tmpl w:val="B47EBBD8"/>
@@ -4798,7 +5142,7 @@
       </w:rPr>
     </w:lvl>
   </w:abstractNum>
-  <w:abstractNum w:abstractNumId="4" w15:restartNumberingAfterBreak="0">
+  <w:abstractNum w:abstractNumId="5" w15:restartNumberingAfterBreak="0">
     <w:nsid w:val="301B2719"/>
     <w:multiLevelType w:val="hybridMultilevel"/>
     <w:tmpl w:val="EED2A8BA"/>
@@ -4911,7 +5255,7 @@
       </w:rPr>
     </w:lvl>
   </w:abstractNum>
-  <w:abstractNum w:abstractNumId="5" w15:restartNumberingAfterBreak="0">
+  <w:abstractNum w:abstractNumId="6" w15:restartNumberingAfterBreak="0">
     <w:nsid w:val="4475794F"/>
     <w:multiLevelType w:val="hybridMultilevel"/>
     <w:tmpl w:val="C3BC89A8"/>
@@ -5024,7 +5368,7 @@
       </w:rPr>
     </w:lvl>
   </w:abstractNum>
-  <w:abstractNum w:abstractNumId="6" w15:restartNumberingAfterBreak="0">
+  <w:abstractNum w:abstractNumId="7" w15:restartNumberingAfterBreak="0">
     <w:nsid w:val="496C004C"/>
     <w:multiLevelType w:val="hybridMultilevel"/>
     <w:tmpl w:val="DD8279DC"/>
@@ -5113,7 +5457,7 @@
       </w:pPr>
     </w:lvl>
   </w:abstractNum>
-  <w:abstractNum w:abstractNumId="7" w15:restartNumberingAfterBreak="0">
+  <w:abstractNum w:abstractNumId="8" w15:restartNumberingAfterBreak="0">
     <w:nsid w:val="52543A80"/>
     <w:multiLevelType w:val="hybridMultilevel"/>
     <w:tmpl w:val="04A2F940"/>
@@ -5226,7 +5570,7 @@
       </w:rPr>
     </w:lvl>
   </w:abstractNum>
-  <w:abstractNum w:abstractNumId="8" w15:restartNumberingAfterBreak="0">
+  <w:abstractNum w:abstractNumId="9" w15:restartNumberingAfterBreak="0">
     <w:nsid w:val="5F632A01"/>
     <w:multiLevelType w:val="hybridMultilevel"/>
     <w:tmpl w:val="5B9AA3CE"/>
@@ -5339,7 +5683,7 @@
       </w:rPr>
     </w:lvl>
   </w:abstractNum>
-  <w:abstractNum w:abstractNumId="9" w15:restartNumberingAfterBreak="0">
+  <w:abstractNum w:abstractNumId="10" w15:restartNumberingAfterBreak="0">
     <w:nsid w:val="64097589"/>
     <w:multiLevelType w:val="multilevel"/>
     <w:tmpl w:val="B47EBBD8"/>
@@ -5460,7 +5804,7 @@
       </w:rPr>
     </w:lvl>
   </w:abstractNum>
-  <w:abstractNum w:abstractNumId="10" w15:restartNumberingAfterBreak="0">
+  <w:abstractNum w:abstractNumId="11" w15:restartNumberingAfterBreak="0">
     <w:nsid w:val="67393BFD"/>
     <w:multiLevelType w:val="multilevel"/>
     <w:tmpl w:val="4AC497D6"/>
@@ -5609,7 +5953,7 @@
       </w:rPr>
     </w:lvl>
   </w:abstractNum>
-  <w:abstractNum w:abstractNumId="11" w15:restartNumberingAfterBreak="0">
+  <w:abstractNum w:abstractNumId="12" w15:restartNumberingAfterBreak="0">
     <w:nsid w:val="74EE226C"/>
     <w:multiLevelType w:val="hybridMultilevel"/>
     <w:tmpl w:val="33EE7904"/>
@@ -5723,40 +6067,43 @@
     </w:lvl>
   </w:abstractNum>
   <w:num w:numId="1" w16cid:durableId="2051567705">
+    <w:abstractNumId w:val="12"/>
+  </w:num>
+  <w:num w:numId="2" w16cid:durableId="963343824">
+    <w:abstractNumId w:val="2"/>
+  </w:num>
+  <w:num w:numId="3" w16cid:durableId="1202399063">
+    <w:abstractNumId w:val="7"/>
+  </w:num>
+  <w:num w:numId="4" w16cid:durableId="1278751802">
+    <w:abstractNumId w:val="10"/>
+  </w:num>
+  <w:num w:numId="5" w16cid:durableId="1153520506">
     <w:abstractNumId w:val="11"/>
   </w:num>
-  <w:num w:numId="2" w16cid:durableId="963343824">
+  <w:num w:numId="6" w16cid:durableId="1230379374">
+    <w:abstractNumId w:val="3"/>
+  </w:num>
+  <w:num w:numId="7" w16cid:durableId="465781963">
+    <w:abstractNumId w:val="8"/>
+  </w:num>
+  <w:num w:numId="8" w16cid:durableId="607350897">
+    <w:abstractNumId w:val="5"/>
+  </w:num>
+  <w:num w:numId="9" w16cid:durableId="818350756">
+    <w:abstractNumId w:val="4"/>
+  </w:num>
+  <w:num w:numId="10" w16cid:durableId="470904937">
     <w:abstractNumId w:val="1"/>
   </w:num>
-  <w:num w:numId="3" w16cid:durableId="1202399063">
+  <w:num w:numId="11" w16cid:durableId="1323504549">
     <w:abstractNumId w:val="6"/>
   </w:num>
-  <w:num w:numId="4" w16cid:durableId="1278751802">
+  <w:num w:numId="12" w16cid:durableId="1673290577">
     <w:abstractNumId w:val="9"/>
   </w:num>
-  <w:num w:numId="5" w16cid:durableId="1153520506">
-    <w:abstractNumId w:val="10"/>
-  </w:num>
-  <w:num w:numId="6" w16cid:durableId="1230379374">
-    <w:abstractNumId w:val="2"/>
-  </w:num>
-  <w:num w:numId="7" w16cid:durableId="465781963">
-    <w:abstractNumId w:val="7"/>
-  </w:num>
-  <w:num w:numId="8" w16cid:durableId="607350897">
-    <w:abstractNumId w:val="4"/>
-  </w:num>
-  <w:num w:numId="9" w16cid:durableId="818350756">
-    <w:abstractNumId w:val="3"/>
-  </w:num>
-  <w:num w:numId="10" w16cid:durableId="470904937">
+  <w:num w:numId="13" w16cid:durableId="1979067847">
     <w:abstractNumId w:val="0"/>
-  </w:num>
-  <w:num w:numId="11" w16cid:durableId="1323504549">
-    <w:abstractNumId w:val="5"/>
-  </w:num>
-  <w:num w:numId="12" w16cid:durableId="1673290577">
-    <w:abstractNumId w:val="8"/>
   </w:num>
 </w:numbering>
 </file>

--- a/CDA_install.docx
+++ b/CDA_install.docx
@@ -1637,7 +1637,13 @@
         <w:jc w:val="both"/>
       </w:pPr>
       <w:r>
-        <w:t>Le formulaire et le module VBA ont été testés sur les versions Excel 2019, Excel 2021 sous Windows 11 et Windows 10. Le fonctionnement avec Excel 2016 semble également possible mais toutes les fonctionnalités n’ont pas été testées.</w:t>
+        <w:t>L</w:t>
+      </w:r>
+      <w:r>
+        <w:t xml:space="preserve">a grille CDA </w:t>
+      </w:r>
+      <w:r>
+        <w:t>et le module VBA ont été testés sur les versions Excel 2019, Excel 2021 sous Windows 11 et Windows 10. Le fonctionnement avec Excel 2016 semble également possible mais toutes les fonctionnalités n’ont pas été testées.</w:t>
       </w:r>
     </w:p>
     <w:p>
@@ -1645,13 +1651,82 @@
         <w:jc w:val="both"/>
       </w:pPr>
       <w:r>
-        <w:t xml:space="preserve">Le module VBA n’est pas compatible avec la version web d’Excel sous </w:t>
+        <w:t xml:space="preserve">Le module VBA n’est pas compatible avec </w:t>
+      </w:r>
+    </w:p>
+    <w:p>
+      <w:pPr>
+        <w:pStyle w:val="Paragraphedeliste"/>
+        <w:numPr>
+          <w:ilvl w:val="0"/>
+          <w:numId w:val="5"/>
+        </w:numPr>
+        <w:jc w:val="both"/>
+      </w:pPr>
+      <w:proofErr w:type="gramStart"/>
+      <w:r>
+        <w:t>la</w:t>
+      </w:r>
+      <w:proofErr w:type="gramEnd"/>
+      <w:r>
+        <w:t xml:space="preserve"> version web d’Excel sous </w:t>
       </w:r>
       <w:r>
         <w:t>O</w:t>
       </w:r>
       <w:r>
-        <w:t>ffice 365 ni sous les versions IOS et Android d’Excel. Sur ces versions le remplissage du formulaire Excel reste néanmoins possible mais l’ajout de feuille doit se faire manuellement et demande de bien comprendre la logique des formules Excel</w:t>
+        <w:t>ffice 365</w:t>
+      </w:r>
+      <w:r>
+        <w:t>,</w:t>
+      </w:r>
+    </w:p>
+    <w:p>
+      <w:pPr>
+        <w:pStyle w:val="Paragraphedeliste"/>
+        <w:numPr>
+          <w:ilvl w:val="0"/>
+          <w:numId w:val="5"/>
+        </w:numPr>
+        <w:jc w:val="both"/>
+      </w:pPr>
+      <w:proofErr w:type="gramStart"/>
+      <w:r>
+        <w:t>les</w:t>
+      </w:r>
+      <w:proofErr w:type="gramEnd"/>
+      <w:r>
+        <w:t xml:space="preserve"> versions IOS et Android d’Excel</w:t>
+      </w:r>
+      <w:r>
+        <w:t> ;</w:t>
+      </w:r>
+    </w:p>
+    <w:p>
+      <w:pPr>
+        <w:pStyle w:val="Paragraphedeliste"/>
+        <w:numPr>
+          <w:ilvl w:val="0"/>
+          <w:numId w:val="5"/>
+        </w:numPr>
+        <w:jc w:val="both"/>
+      </w:pPr>
+      <w:r>
+        <w:t>Libre Office et Open Office</w:t>
+      </w:r>
+    </w:p>
+    <w:p>
+      <w:pPr>
+        <w:jc w:val="both"/>
+      </w:pPr>
+      <w:r>
+        <w:t xml:space="preserve">Sur ces versions le remplissage </w:t>
+      </w:r>
+      <w:r>
+        <w:t xml:space="preserve">de la grille CDA </w:t>
+      </w:r>
+      <w:r>
+        <w:t>reste néanmoins possible mais l’ajout de feuille doit se faire manuellement et demande de bien comprendre la logique des formules Excel</w:t>
       </w:r>
       <w:r>
         <w:t xml:space="preserve"> de la grille CDA</w:t>
@@ -1688,7 +1763,18 @@
           <w:p>
             <w:pPr>
               <w:jc w:val="both"/>
+              <w:rPr>
+                <w:b/>
+                <w:bCs/>
+              </w:rPr>
             </w:pPr>
+            <w:r>
+              <w:rPr>
+                <w:b/>
+                <w:bCs/>
+              </w:rPr>
+              <w:t>Le format xlsx doit être conservé pour en permettre l’import sur les autres systèmes</w:t>
+            </w:r>
           </w:p>
         </w:tc>
       </w:tr>
@@ -2309,24 +2395,14 @@
       <w:r>
         <w:t xml:space="preserve">Figure </w:t>
       </w:r>
-      <w:r>
-        <w:fldChar w:fldCharType="begin"/>
-      </w:r>
-      <w:r>
-        <w:instrText xml:space="preserve"> SEQ Figure \* ARABIC </w:instrText>
-      </w:r>
-      <w:r>
-        <w:fldChar w:fldCharType="separate"/>
-      </w:r>
-      <w:r>
-        <w:rPr>
-          <w:noProof/>
-        </w:rPr>
-        <w:t>1</w:t>
-      </w:r>
-      <w:r>
-        <w:fldChar w:fldCharType="end"/>
-      </w:r>
+      <w:fldSimple w:instr=" SEQ Figure \* ARABIC ">
+        <w:r>
+          <w:rPr>
+            <w:noProof/>
+          </w:rPr>
+          <w:t>1</w:t>
+        </w:r>
+      </w:fldSimple>
       <w:r>
         <w:t>: bandeau indiquant que le fichier est bloqué</w:t>
       </w:r>
@@ -2445,24 +2521,14 @@
       <w:r>
         <w:t xml:space="preserve">Figure </w:t>
       </w:r>
-      <w:r>
-        <w:fldChar w:fldCharType="begin"/>
-      </w:r>
-      <w:r>
-        <w:instrText xml:space="preserve"> SEQ Figure \* ARABIC </w:instrText>
-      </w:r>
-      <w:r>
-        <w:fldChar w:fldCharType="separate"/>
-      </w:r>
-      <w:r>
-        <w:rPr>
-          <w:noProof/>
-        </w:rPr>
-        <w:t>2</w:t>
-      </w:r>
-      <w:r>
-        <w:fldChar w:fldCharType="end"/>
-      </w:r>
+      <w:fldSimple w:instr=" SEQ Figure \* ARABIC ">
+        <w:r>
+          <w:rPr>
+            <w:noProof/>
+          </w:rPr>
+          <w:t>2</w:t>
+        </w:r>
+      </w:fldSimple>
       <w:r>
         <w:t>: Interface de déblocage d'un fichier</w:t>
       </w:r>
@@ -3417,8 +3483,8 @@
         <w:tblLook w:val="04A0" w:firstRow="1" w:lastRow="0" w:firstColumn="1" w:lastColumn="0" w:noHBand="0" w:noVBand="1"/>
       </w:tblPr>
       <w:tblGrid>
-        <w:gridCol w:w="1838"/>
-        <w:gridCol w:w="7224"/>
+        <w:gridCol w:w="2013"/>
+        <w:gridCol w:w="7049"/>
       </w:tblGrid>
       <w:tr>
         <w:trPr>
@@ -3460,7 +3526,7 @@
           </w:tcPr>
           <w:p>
             <w:r>
-              <w:t>Descriptif</w:t>
+              <w:t>Lisez moi</w:t>
             </w:r>
           </w:p>
         </w:tc>
@@ -3473,103 +3539,16 @@
               <w:cnfStyle w:val="000000100000" w:firstRow="0" w:lastRow="0" w:firstColumn="0" w:lastColumn="0" w:oddVBand="0" w:evenVBand="0" w:oddHBand="1" w:evenHBand="0" w:firstRowFirstColumn="0" w:firstRowLastColumn="0" w:lastRowFirstColumn="0" w:lastRowLastColumn="0"/>
             </w:pPr>
             <w:r>
-              <w:t>La feuille « Descriptif » est la feuille principale de la grille CDA. Elle permet de saisir :</w:t>
-            </w:r>
-          </w:p>
-          <w:p>
-            <w:pPr>
-              <w:pStyle w:val="Paragraphedeliste"/>
-              <w:numPr>
-                <w:ilvl w:val="0"/>
-                <w:numId w:val="8"/>
-              </w:numPr>
-              <w:cnfStyle w:val="000000100000" w:firstRow="0" w:lastRow="0" w:firstColumn="0" w:lastColumn="0" w:oddVBand="0" w:evenVBand="0" w:oddHBand="1" w:evenHBand="0" w:firstRowFirstColumn="0" w:firstRowLastColumn="0" w:lastRowFirstColumn="0" w:lastRowLastColumn="0"/>
-            </w:pPr>
-            <w:proofErr w:type="gramStart"/>
-            <w:r>
-              <w:t>les</w:t>
-            </w:r>
-            <w:proofErr w:type="gramEnd"/>
-            <w:r>
-              <w:t xml:space="preserve"> principales informations sur l</w:t>
-            </w:r>
-            <w:r>
-              <w:t>e système d’assainissement et les conditions du control (liges 1 à 7)</w:t>
-            </w:r>
-          </w:p>
-          <w:p>
-            <w:pPr>
-              <w:pStyle w:val="Paragraphedeliste"/>
-              <w:numPr>
-                <w:ilvl w:val="0"/>
-                <w:numId w:val="8"/>
-              </w:numPr>
-              <w:cnfStyle w:val="000000100000" w:firstRow="0" w:lastRow="0" w:firstColumn="0" w:lastColumn="0" w:oddVBand="0" w:evenVBand="0" w:oddHBand="1" w:evenHBand="0" w:firstRowFirstColumn="0" w:firstRowLastColumn="0" w:lastRowFirstColumn="0" w:lastRowLastColumn="0"/>
-            </w:pPr>
-            <w:proofErr w:type="gramStart"/>
-            <w:r>
-              <w:t>de</w:t>
-            </w:r>
-            <w:proofErr w:type="gramEnd"/>
-            <w:r>
-              <w:t xml:space="preserve"> gérer les équipements du système de collecte</w:t>
-            </w:r>
-          </w:p>
-          <w:p>
-            <w:pPr>
-              <w:pStyle w:val="Paragraphedeliste"/>
-              <w:numPr>
-                <w:ilvl w:val="0"/>
-                <w:numId w:val="8"/>
-              </w:numPr>
-              <w:cnfStyle w:val="000000100000" w:firstRow="0" w:lastRow="0" w:firstColumn="0" w:lastColumn="0" w:oddVBand="0" w:evenVBand="0" w:oddHBand="1" w:evenHBand="0" w:firstRowFirstColumn="0" w:firstRowLastColumn="0" w:lastRowFirstColumn="0" w:lastRowLastColumn="0"/>
-            </w:pPr>
-            <w:proofErr w:type="gramStart"/>
-            <w:r>
-              <w:t>de</w:t>
-            </w:r>
-            <w:proofErr w:type="gramEnd"/>
-            <w:r>
-              <w:t xml:space="preserve"> gérer les équipements du système de traitement</w:t>
-            </w:r>
-          </w:p>
-          <w:p>
-            <w:pPr>
-              <w:cnfStyle w:val="000000100000" w:firstRow="0" w:lastRow="0" w:firstColumn="0" w:lastColumn="0" w:oddVBand="0" w:evenVBand="0" w:oddHBand="1" w:evenHBand="0" w:firstRowFirstColumn="0" w:firstRowLastColumn="0" w:lastRowFirstColumn="0" w:lastRowLastColumn="0"/>
-            </w:pPr>
-          </w:p>
-          <w:p>
-            <w:pPr>
-              <w:cnfStyle w:val="000000100000" w:firstRow="0" w:lastRow="0" w:firstColumn="0" w:lastColumn="0" w:oddVBand="0" w:evenVBand="0" w:oddHBand="1" w:evenHBand="0" w:firstRowFirstColumn="0" w:firstRowLastColumn="0" w:lastRowFirstColumn="0" w:lastRowLastColumn="0"/>
-            </w:pPr>
-            <w:r>
-              <w:t>Chaque ligne permet de faire référence à un équipement.</w:t>
-            </w:r>
-          </w:p>
-          <w:p>
-            <w:pPr>
-              <w:cnfStyle w:val="000000100000" w:firstRow="0" w:lastRow="0" w:firstColumn="0" w:lastColumn="0" w:oddVBand="0" w:evenVBand="0" w:oddHBand="1" w:evenHBand="0" w:firstRowFirstColumn="0" w:firstRowLastColumn="0" w:lastRowFirstColumn="0" w:lastRowLastColumn="0"/>
-            </w:pPr>
-          </w:p>
-          <w:p>
-            <w:pPr>
-              <w:cnfStyle w:val="000000100000" w:firstRow="0" w:lastRow="0" w:firstColumn="0" w:lastColumn="0" w:oddVBand="0" w:evenVBand="0" w:oddHBand="1" w:evenHBand="0" w:firstRowFirstColumn="0" w:firstRowLastColumn="0" w:lastRowFirstColumn="0" w:lastRowLastColumn="0"/>
-            </w:pPr>
-            <w:r>
-              <w:t>Il est recommandé d’utiliser les boutons disponibles sur cette page pour ajouter/supprimer/modifier les équipements.</w:t>
-            </w:r>
-          </w:p>
-          <w:p>
-            <w:pPr>
-              <w:cnfStyle w:val="000000100000" w:firstRow="0" w:lastRow="0" w:firstColumn="0" w:lastColumn="0" w:oddVBand="0" w:evenVBand="0" w:oddHBand="1" w:evenHBand="0" w:firstRowFirstColumn="0" w:firstRowLastColumn="0" w:lastRowFirstColumn="0" w:lastRowLastColumn="0"/>
-            </w:pPr>
-          </w:p>
-          <w:p>
-            <w:pPr>
-              <w:cnfStyle w:val="000000100000" w:firstRow="0" w:lastRow="0" w:firstColumn="0" w:lastColumn="0" w:oddVBand="0" w:evenVBand="0" w:oddHBand="1" w:evenHBand="0" w:firstRowFirstColumn="0" w:firstRowLastColumn="0" w:lastRowFirstColumn="0" w:lastRowLastColumn="0"/>
-            </w:pPr>
-            <w:r>
-              <w:t>Il est a noté qu’au début de chaque ligne, une liste déroulante permet d’indiquer si un équipement est actif ou non. Seuls les équipements actifs seront repris dans la synthèse et les exports.</w:t>
+              <w:t>La feuille « </w:t>
+            </w:r>
+            <w:r>
+              <w:t>Lisez moi</w:t>
+            </w:r>
+            <w:r>
+              <w:t> »</w:t>
+            </w:r>
+            <w:r>
+              <w:t xml:space="preserve"> permet de donner quelques informations succinctes sur la réalisation du CDA et sur l’accès à la documentation.</w:t>
             </w:r>
           </w:p>
         </w:tc>
@@ -3581,14 +3560,8 @@
             <w:tcW w:w="1838" w:type="dxa"/>
           </w:tcPr>
           <w:p>
-            <w:pPr>
-              <w:rPr>
-                <w:b w:val="0"/>
-                <w:bCs w:val="0"/>
-              </w:rPr>
-            </w:pPr>
-            <w:r>
-              <w:t>Synthèse</w:t>
+            <w:r>
+              <w:t>Descriptif</w:t>
             </w:r>
           </w:p>
         </w:tc>
@@ -3601,13 +3574,103 @@
               <w:cnfStyle w:val="000000000000" w:firstRow="0" w:lastRow="0" w:firstColumn="0" w:lastColumn="0" w:oddVBand="0" w:evenVBand="0" w:oddHBand="0" w:evenHBand="0" w:firstRowFirstColumn="0" w:firstRowLastColumn="0" w:lastRowFirstColumn="0" w:lastRowLastColumn="0"/>
             </w:pPr>
             <w:r>
-              <w:t>La feuille « Synthèse » permet de faire remonter les informations d’évaluation des différents points de contrôle renseignés dans les autres feuilles de la grille CDA. Les informations de cette feuille sont notamment utilis</w:t>
-            </w:r>
-            <w:r>
-              <w:t>ées</w:t>
-            </w:r>
-            <w:r>
-              <w:t xml:space="preserve"> pour générer le rapport CDA exporté au format Word.</w:t>
+              <w:t>La feuille « Descriptif » est la feuille principale de la grille CDA. Elle permet de saisir :</w:t>
+            </w:r>
+          </w:p>
+          <w:p>
+            <w:pPr>
+              <w:pStyle w:val="Paragraphedeliste"/>
+              <w:numPr>
+                <w:ilvl w:val="0"/>
+                <w:numId w:val="8"/>
+              </w:numPr>
+              <w:cnfStyle w:val="000000000000" w:firstRow="0" w:lastRow="0" w:firstColumn="0" w:lastColumn="0" w:oddVBand="0" w:evenVBand="0" w:oddHBand="0" w:evenHBand="0" w:firstRowFirstColumn="0" w:firstRowLastColumn="0" w:lastRowFirstColumn="0" w:lastRowLastColumn="0"/>
+            </w:pPr>
+            <w:proofErr w:type="gramStart"/>
+            <w:r>
+              <w:t>les</w:t>
+            </w:r>
+            <w:proofErr w:type="gramEnd"/>
+            <w:r>
+              <w:t xml:space="preserve"> principales informations sur l</w:t>
+            </w:r>
+            <w:r>
+              <w:t>e système d’assainissement et les conditions du control (liges 1 à 7)</w:t>
+            </w:r>
+          </w:p>
+          <w:p>
+            <w:pPr>
+              <w:pStyle w:val="Paragraphedeliste"/>
+              <w:numPr>
+                <w:ilvl w:val="0"/>
+                <w:numId w:val="8"/>
+              </w:numPr>
+              <w:cnfStyle w:val="000000000000" w:firstRow="0" w:lastRow="0" w:firstColumn="0" w:lastColumn="0" w:oddVBand="0" w:evenVBand="0" w:oddHBand="0" w:evenHBand="0" w:firstRowFirstColumn="0" w:firstRowLastColumn="0" w:lastRowFirstColumn="0" w:lastRowLastColumn="0"/>
+            </w:pPr>
+            <w:proofErr w:type="gramStart"/>
+            <w:r>
+              <w:t>de</w:t>
+            </w:r>
+            <w:proofErr w:type="gramEnd"/>
+            <w:r>
+              <w:t xml:space="preserve"> gérer les équipements du système de collecte</w:t>
+            </w:r>
+          </w:p>
+          <w:p>
+            <w:pPr>
+              <w:pStyle w:val="Paragraphedeliste"/>
+              <w:numPr>
+                <w:ilvl w:val="0"/>
+                <w:numId w:val="8"/>
+              </w:numPr>
+              <w:cnfStyle w:val="000000000000" w:firstRow="0" w:lastRow="0" w:firstColumn="0" w:lastColumn="0" w:oddVBand="0" w:evenVBand="0" w:oddHBand="0" w:evenHBand="0" w:firstRowFirstColumn="0" w:firstRowLastColumn="0" w:lastRowFirstColumn="0" w:lastRowLastColumn="0"/>
+            </w:pPr>
+            <w:proofErr w:type="gramStart"/>
+            <w:r>
+              <w:t>de</w:t>
+            </w:r>
+            <w:proofErr w:type="gramEnd"/>
+            <w:r>
+              <w:t xml:space="preserve"> gérer les équipements du système de traitement</w:t>
+            </w:r>
+          </w:p>
+          <w:p>
+            <w:pPr>
+              <w:cnfStyle w:val="000000000000" w:firstRow="0" w:lastRow="0" w:firstColumn="0" w:lastColumn="0" w:oddVBand="0" w:evenVBand="0" w:oddHBand="0" w:evenHBand="0" w:firstRowFirstColumn="0" w:firstRowLastColumn="0" w:lastRowFirstColumn="0" w:lastRowLastColumn="0"/>
+            </w:pPr>
+          </w:p>
+          <w:p>
+            <w:pPr>
+              <w:cnfStyle w:val="000000000000" w:firstRow="0" w:lastRow="0" w:firstColumn="0" w:lastColumn="0" w:oddVBand="0" w:evenVBand="0" w:oddHBand="0" w:evenHBand="0" w:firstRowFirstColumn="0" w:firstRowLastColumn="0" w:lastRowFirstColumn="0" w:lastRowLastColumn="0"/>
+            </w:pPr>
+            <w:r>
+              <w:t>Chaque ligne permet de faire référence à un équipement.</w:t>
+            </w:r>
+          </w:p>
+          <w:p>
+            <w:pPr>
+              <w:cnfStyle w:val="000000000000" w:firstRow="0" w:lastRow="0" w:firstColumn="0" w:lastColumn="0" w:oddVBand="0" w:evenVBand="0" w:oddHBand="0" w:evenHBand="0" w:firstRowFirstColumn="0" w:firstRowLastColumn="0" w:lastRowFirstColumn="0" w:lastRowLastColumn="0"/>
+            </w:pPr>
+          </w:p>
+          <w:p>
+            <w:pPr>
+              <w:cnfStyle w:val="000000000000" w:firstRow="0" w:lastRow="0" w:firstColumn="0" w:lastColumn="0" w:oddVBand="0" w:evenVBand="0" w:oddHBand="0" w:evenHBand="0" w:firstRowFirstColumn="0" w:firstRowLastColumn="0" w:lastRowFirstColumn="0" w:lastRowLastColumn="0"/>
+            </w:pPr>
+            <w:r>
+              <w:t>Il est recommandé d’utiliser les boutons disponibles sur cette page pour ajouter/supprimer/modifier les équipements.</w:t>
+            </w:r>
+          </w:p>
+          <w:p>
+            <w:pPr>
+              <w:cnfStyle w:val="000000000000" w:firstRow="0" w:lastRow="0" w:firstColumn="0" w:lastColumn="0" w:oddVBand="0" w:evenVBand="0" w:oddHBand="0" w:evenHBand="0" w:firstRowFirstColumn="0" w:firstRowLastColumn="0" w:lastRowFirstColumn="0" w:lastRowLastColumn="0"/>
+            </w:pPr>
+          </w:p>
+          <w:p>
+            <w:pPr>
+              <w:cnfStyle w:val="000000000000" w:firstRow="0" w:lastRow="0" w:firstColumn="0" w:lastColumn="0" w:oddVBand="0" w:evenVBand="0" w:oddHBand="0" w:evenHBand="0" w:firstRowFirstColumn="0" w:firstRowLastColumn="0" w:lastRowFirstColumn="0" w:lastRowLastColumn="0"/>
+            </w:pPr>
+            <w:r>
+              <w:t>Il est a noté qu’au début de chaque ligne, une liste déroulante permet d’indiquer si un équipement est actif ou non. Seuls les équipements actifs seront repris dans la synthèse et les exports.</w:t>
             </w:r>
           </w:p>
         </w:tc>
@@ -3622,8 +3685,14 @@
             <w:tcW w:w="1838" w:type="dxa"/>
           </w:tcPr>
           <w:p>
-            <w:r>
-              <w:t>Qualité</w:t>
+            <w:pPr>
+              <w:rPr>
+                <w:b w:val="0"/>
+                <w:bCs w:val="0"/>
+              </w:rPr>
+            </w:pPr>
+            <w:r>
+              <w:t>SYNTHESE_SCL</w:t>
             </w:r>
           </w:p>
         </w:tc>
@@ -3636,16 +3705,25 @@
               <w:cnfStyle w:val="000000100000" w:firstRow="0" w:lastRow="0" w:firstColumn="0" w:lastColumn="0" w:oddVBand="0" w:evenVBand="0" w:oddHBand="1" w:evenHBand="0" w:firstRowFirstColumn="0" w:firstRowLastColumn="0" w:lastRowFirstColumn="0" w:lastRowLastColumn="0"/>
             </w:pPr>
             <w:r>
-              <w:t>La feuille « Qualité » permet de reporter les informations nécessaire</w:t>
-            </w:r>
-            <w:r>
-              <w:t>s</w:t>
-            </w:r>
-            <w:r>
-              <w:t xml:space="preserve"> à l’évaluation documentaire dont la validité du manuel d’autosurveillance et </w:t>
-            </w:r>
-            <w:r>
-              <w:t>la bonne mise en œuvre des procédures de contrôles internes détaillés dans le manuel d’autosurveillance.</w:t>
+              <w:t>La feuille « S</w:t>
+            </w:r>
+            <w:r>
+              <w:t>YNTHESE_SCL</w:t>
+            </w:r>
+            <w:r>
+              <w:t xml:space="preserve"> » permet de faire remonter les informations d’évaluation des différents points de contrôle </w:t>
+            </w:r>
+            <w:r>
+              <w:t xml:space="preserve">sur le système de collecte </w:t>
+            </w:r>
+            <w:r>
+              <w:t>renseignés dans les autres feuilles de la grille CDA. Les informations de cette feuille sont notamment utilis</w:t>
+            </w:r>
+            <w:r>
+              <w:t>ées</w:t>
+            </w:r>
+            <w:r>
+              <w:t xml:space="preserve"> pour générer le rapport CDA exporté au format Word.</w:t>
             </w:r>
           </w:p>
         </w:tc>
@@ -3658,7 +3736,10 @@
           </w:tcPr>
           <w:p>
             <w:r>
-              <w:t>Analytique</w:t>
+              <w:t>SYNTHESE</w:t>
+            </w:r>
+            <w:r>
+              <w:t>_STEU</w:t>
             </w:r>
           </w:p>
         </w:tc>
@@ -3671,7 +3752,23 @@
               <w:cnfStyle w:val="000000000000" w:firstRow="0" w:lastRow="0" w:firstColumn="0" w:lastColumn="0" w:oddVBand="0" w:evenVBand="0" w:oddHBand="0" w:evenHBand="0" w:firstRowFirstColumn="0" w:firstRowLastColumn="0" w:lastRowFirstColumn="0" w:lastRowLastColumn="0"/>
             </w:pPr>
             <w:r>
-              <w:t xml:space="preserve">La feuille « Analytique » permet de reporter les informations nécessaires à l’évaluation des pratiques analytiques dont les méthodes d’échantillonnage, les méthodes analytiques et la réalisation des comparatifs analytiques. </w:t>
+              <w:t>La feuille « SYNTHESE</w:t>
+            </w:r>
+            <w:r>
+              <w:t>_STEU</w:t>
+            </w:r>
+            <w:r>
+              <w:t xml:space="preserve"> » permet de faire remonter les informations d’évaluation des différents points de contrôle sur le système de </w:t>
+            </w:r>
+            <w:r>
+              <w:t>traitement des eaux usées</w:t>
+            </w:r>
+            <w:r>
+              <w:t xml:space="preserve"> renseignés dans les autres feuilles de la grille CDA. Les </w:t>
+            </w:r>
+            <w:r>
+              <w:lastRenderedPageBreak/>
+              <w:t>informations de cette feuille sont notamment utilisées pour générer le rapport CDA exporté au format Word</w:t>
             </w:r>
           </w:p>
         </w:tc>
@@ -3688,7 +3785,7 @@
           <w:p>
             <w:r>
               <w:lastRenderedPageBreak/>
-              <w:t>Feuilles d’équipement</w:t>
+              <w:t>Qualité</w:t>
             </w:r>
           </w:p>
         </w:tc>
@@ -3701,15 +3798,149 @@
               <w:cnfStyle w:val="000000100000" w:firstRow="0" w:lastRow="0" w:firstColumn="0" w:lastColumn="0" w:oddVBand="0" w:evenVBand="0" w:oddHBand="1" w:evenHBand="0" w:firstRowFirstColumn="0" w:firstRowLastColumn="0" w:lastRowFirstColumn="0" w:lastRowLastColumn="0"/>
             </w:pPr>
             <w:r>
-              <w:t xml:space="preserve">Chaque équipement présent sur la feuille « Descriptif » dispose d’une feuille spécifique qui permet de donner les principales informations sur l’équipement, le résultat des contrôles réalisés et l’évaluation qui en résulte à l’aide d’une grille de cotation. Le contrôleur peut également préciser les éventuels axes d’amélioration. La liste des champs de </w:t>
-            </w:r>
+              <w:t>La feuille « Qualité » permet de reporter les informations nécessaire</w:t>
+            </w:r>
+            <w:r>
+              <w:t>s</w:t>
+            </w:r>
+            <w:r>
+              <w:t xml:space="preserve"> à l’évaluation documentaire dont la validité du manuel d’autosurveillance et </w:t>
+            </w:r>
+            <w:r>
+              <w:t>la bonne mise en œuvre des procédures de contrôles internes détaillés dans le manuel d’autosurveillance.</w:t>
+            </w:r>
+          </w:p>
+        </w:tc>
+      </w:tr>
+      <w:tr>
+        <w:tc>
+          <w:tcPr>
+            <w:cnfStyle w:val="001000000000" w:firstRow="0" w:lastRow="0" w:firstColumn="1" w:lastColumn="0" w:oddVBand="0" w:evenVBand="0" w:oddHBand="0" w:evenHBand="0" w:firstRowFirstColumn="0" w:firstRowLastColumn="0" w:lastRowFirstColumn="0" w:lastRowLastColumn="0"/>
+            <w:tcW w:w="1838" w:type="dxa"/>
+          </w:tcPr>
+          <w:p>
+            <w:r>
+              <w:t>Analytique</w:t>
+            </w:r>
+          </w:p>
+        </w:tc>
+        <w:tc>
+          <w:tcPr>
+            <w:tcW w:w="7224" w:type="dxa"/>
+          </w:tcPr>
+          <w:p>
+            <w:pPr>
+              <w:cnfStyle w:val="000000000000" w:firstRow="0" w:lastRow="0" w:firstColumn="0" w:lastColumn="0" w:oddVBand="0" w:evenVBand="0" w:oddHBand="0" w:evenHBand="0" w:firstRowFirstColumn="0" w:firstRowLastColumn="0" w:lastRowFirstColumn="0" w:lastRowLastColumn="0"/>
+            </w:pPr>
+            <w:r>
+              <w:t xml:space="preserve">La feuille « Analytique » permet de reporter les informations nécessaires à l’évaluation des pratiques analytiques dont les méthodes d’échantillonnage, les méthodes analytiques et la réalisation des comparatifs analytiques. </w:t>
+            </w:r>
+          </w:p>
+        </w:tc>
+      </w:tr>
+      <w:tr>
+        <w:trPr>
+          <w:cnfStyle w:val="000000100000" w:firstRow="0" w:lastRow="0" w:firstColumn="0" w:lastColumn="0" w:oddVBand="0" w:evenVBand="0" w:oddHBand="1" w:evenHBand="0" w:firstRowFirstColumn="0" w:firstRowLastColumn="0" w:lastRowFirstColumn="0" w:lastRowLastColumn="0"/>
+        </w:trPr>
+        <w:tc>
+          <w:tcPr>
+            <w:cnfStyle w:val="001000000000" w:firstRow="0" w:lastRow="0" w:firstColumn="1" w:lastColumn="0" w:oddVBand="0" w:evenVBand="0" w:oddHBand="0" w:evenHBand="0" w:firstRowFirstColumn="0" w:firstRowLastColumn="0" w:lastRowFirstColumn="0" w:lastRowLastColumn="0"/>
+            <w:tcW w:w="1838" w:type="dxa"/>
+          </w:tcPr>
+          <w:p>
+            <w:r>
+              <w:t>Feuilles d’équipement</w:t>
+            </w:r>
+          </w:p>
+        </w:tc>
+        <w:tc>
+          <w:tcPr>
+            <w:tcW w:w="7224" w:type="dxa"/>
+          </w:tcPr>
+          <w:p>
+            <w:pPr>
+              <w:cnfStyle w:val="000000100000" w:firstRow="0" w:lastRow="0" w:firstColumn="0" w:lastColumn="0" w:oddVBand="0" w:evenVBand="0" w:oddHBand="1" w:evenHBand="0" w:firstRowFirstColumn="0" w:firstRowLastColumn="0" w:lastRowFirstColumn="0" w:lastRowLastColumn="0"/>
+            </w:pPr>
+            <w:r>
+              <w:t>Chaque équipement présent sur la feuille « Descriptif » dispose d’une feuille spécifique qui permet de donner les principales informations sur l’équipement, le résultat des contrôles réalisés et l’évaluation qui en résulte à l’aide d’une grille de cotation. Le contrôleur peut également préciser les éventuels axes d’amélioration. La liste des champs de chaq</w:t>
+            </w:r>
+            <w:r>
+              <w:t>u</w:t>
+            </w:r>
+            <w:r>
+              <w:t>e équipement est adaptée en fonction de sa localisation (station/réseau), de son type (débitmètre, préleveur, sonde de température…) et du type de matériel installé.</w:t>
+            </w:r>
+          </w:p>
+        </w:tc>
+      </w:tr>
+      <w:tr>
+        <w:tc>
+          <w:tcPr>
+            <w:cnfStyle w:val="001000000000" w:firstRow="0" w:lastRow="0" w:firstColumn="1" w:lastColumn="0" w:oddVBand="0" w:evenVBand="0" w:oddHBand="0" w:evenHBand="0" w:firstRowFirstColumn="0" w:firstRowLastColumn="0" w:lastRowFirstColumn="0" w:lastRowLastColumn="0"/>
+            <w:tcW w:w="1838" w:type="dxa"/>
+          </w:tcPr>
+          <w:p>
+            <w:r>
+              <w:t>BD Débitmètres</w:t>
+            </w:r>
+          </w:p>
+        </w:tc>
+        <w:tc>
+          <w:tcPr>
+            <w:tcW w:w="7224" w:type="dxa"/>
+          </w:tcPr>
+          <w:p>
+            <w:pPr>
+              <w:cnfStyle w:val="000000000000" w:firstRow="0" w:lastRow="0" w:firstColumn="0" w:lastColumn="0" w:oddVBand="0" w:evenVBand="0" w:oddHBand="0" w:evenHBand="0" w:firstRowFirstColumn="0" w:firstRowLastColumn="0" w:lastRowFirstColumn="0" w:lastRowLastColumn="0"/>
+            </w:pPr>
+            <w:r>
+              <w:t xml:space="preserve">Cette feuille propose une </w:t>
+            </w:r>
+            <w:r>
+              <w:t>base de données sur les plages optimales et recommandées des d</w:t>
+            </w:r>
+            <w:r>
+              <w:t>é</w:t>
+            </w:r>
+            <w:r>
+              <w:t>bitmètres</w:t>
+            </w:r>
+            <w:r>
+              <w:t>. Cette feuille est uniquement proposée à titre informatif</w:t>
+            </w:r>
+          </w:p>
+        </w:tc>
+      </w:tr>
+      <w:tr>
+        <w:trPr>
+          <w:cnfStyle w:val="000000100000" w:firstRow="0" w:lastRow="0" w:firstColumn="0" w:lastColumn="0" w:oddVBand="0" w:evenVBand="0" w:oddHBand="1" w:evenHBand="0" w:firstRowFirstColumn="0" w:firstRowLastColumn="0" w:lastRowFirstColumn="0" w:lastRowLastColumn="0"/>
+        </w:trPr>
+        <w:tc>
+          <w:tcPr>
+            <w:cnfStyle w:val="001000000000" w:firstRow="0" w:lastRow="0" w:firstColumn="1" w:lastColumn="0" w:oddVBand="0" w:evenVBand="0" w:oddHBand="0" w:evenHBand="0" w:firstRowFirstColumn="0" w:firstRowLastColumn="0" w:lastRowFirstColumn="0" w:lastRowLastColumn="0"/>
+            <w:tcW w:w="1838" w:type="dxa"/>
+          </w:tcPr>
+          <w:p>
             <w:proofErr w:type="spellStart"/>
             <w:r>
-              <w:t>chauqe</w:t>
+              <w:t>SeuilsComparaison</w:t>
             </w:r>
             <w:proofErr w:type="spellEnd"/>
             <w:r>
-              <w:t xml:space="preserve"> équipement est adaptée en fonction de sa localisation (station/réseau), de son type (débitmètre, préleveur, sonde de température…) et du type de matériel installé.</w:t>
+              <w:t>-EMT</w:t>
+            </w:r>
+          </w:p>
+        </w:tc>
+        <w:tc>
+          <w:tcPr>
+            <w:tcW w:w="7224" w:type="dxa"/>
+          </w:tcPr>
+          <w:p>
+            <w:pPr>
+              <w:cnfStyle w:val="000000100000" w:firstRow="0" w:lastRow="0" w:firstColumn="0" w:lastColumn="0" w:oddVBand="0" w:evenVBand="0" w:oddHBand="1" w:evenHBand="0" w:firstRowFirstColumn="0" w:firstRowLastColumn="0" w:lastRowFirstColumn="0" w:lastRowLastColumn="0"/>
+            </w:pPr>
+            <w:r>
+              <w:t>Cette feuille propose les définitions des « Ecarts Maximum Tolérés (EMT) ». Cette feuille sert de référence pour la feuille « Analytique »</w:t>
             </w:r>
           </w:p>
         </w:tc>
@@ -3717,6 +3948,11 @@
     </w:tbl>
     <w:p/>
     <w:p>
+      <w:r>
+        <w:t>D’autres feuilles de structuration des données sont également disponibles dans le classeur Excel mais sont masquées. Ces feuilles ne doivent pas être modifiées.</w:t>
+      </w:r>
+    </w:p>
+    <w:p>
       <w:pPr>
         <w:pStyle w:val="Titre2"/>
         <w:numPr>
@@ -3791,7 +4027,7 @@
           <w:noProof/>
         </w:rPr>
         <w:drawing>
-          <wp:inline distT="0" distB="0" distL="0" distR="0" wp14:anchorId="120A72DA" wp14:editId="1230F2D7">
+          <wp:inline distT="0" distB="0" distL="0" distR="0" wp14:anchorId="120A72DA" wp14:editId="2D89E1E5">
             <wp:extent cx="5753100" cy="1701800"/>
             <wp:effectExtent l="0" t="0" r="0" b="0"/>
             <wp:docPr id="898408606" name="Image 3"/>
@@ -4040,6 +4276,7 @@
         <w:jc w:val="both"/>
       </w:pPr>
       <w:r>
+        <w:lastRenderedPageBreak/>
         <w:t>Les options « </w:t>
       </w:r>
       <w:r>
@@ -4053,7 +4290,19 @@
         <w:t> » permettent de lister les équipements disponibles sur le système de collecte ou sur le système de traitement, puis d’accéder aux fonctions « </w:t>
       </w:r>
       <w:r>
-        <w:t>Activer/désactiver l'équipement (masque la feuille)</w:t>
+        <w:t>M</w:t>
+      </w:r>
+      <w:r>
+        <w:t>asque</w:t>
+      </w:r>
+      <w:r>
+        <w:t>r/Afficher</w:t>
+      </w:r>
+      <w:r>
+        <w:t xml:space="preserve"> la feuille</w:t>
+      </w:r>
+      <w:r>
+        <w:t xml:space="preserve"> de l’équipement</w:t>
       </w:r>
       <w:r>
         <w:t> », « </w:t>
@@ -4119,14 +4368,11 @@
         <w:t xml:space="preserve">       </w:t>
       </w:r>
       <w:r>
-        <w:rPr>
-          <w:noProof/>
-        </w:rPr>
         <w:drawing>
-          <wp:inline distT="0" distB="0" distL="0" distR="0" wp14:anchorId="52F6E5C9" wp14:editId="3D4B06CE">
-            <wp:extent cx="1954085" cy="1480811"/>
-            <wp:effectExtent l="0" t="0" r="8255" b="5715"/>
-            <wp:docPr id="1709127947" name="Image 1"/>
+          <wp:inline distT="0" distB="0" distL="0" distR="0" wp14:anchorId="0145A924" wp14:editId="7D9201AB">
+            <wp:extent cx="1883035" cy="1450594"/>
+            <wp:effectExtent l="0" t="0" r="3175" b="0"/>
+            <wp:docPr id="1617282144" name="Image 1"/>
             <wp:cNvGraphicFramePr>
               <a:graphicFrameLocks xmlns:a="http://schemas.openxmlformats.org/drawingml/2006/main" noChangeAspect="1"/>
             </wp:cNvGraphicFramePr>
@@ -4134,7 +4380,7 @@
               <a:graphicData uri="http://schemas.openxmlformats.org/drawingml/2006/picture">
                 <pic:pic xmlns:pic="http://schemas.openxmlformats.org/drawingml/2006/picture">
                   <pic:nvPicPr>
-                    <pic:cNvPr id="1709127947" name=""/>
+                    <pic:cNvPr id="1617282144" name=""/>
                     <pic:cNvPicPr/>
                   </pic:nvPicPr>
                   <pic:blipFill>
@@ -4146,7 +4392,7 @@
                   <pic:spPr>
                     <a:xfrm>
                       <a:off x="0" y="0"/>
-                      <a:ext cx="1966359" cy="1490112"/>
+                      <a:ext cx="1895007" cy="1459817"/>
                     </a:xfrm>
                     <a:prstGeom prst="rect">
                       <a:avLst/>
@@ -4169,7 +4415,6 @@
         </w:numPr>
       </w:pPr>
       <w:r>
-        <w:lastRenderedPageBreak/>
         <w:t xml:space="preserve">Les fonctions </w:t>
       </w:r>
       <w:r>
@@ -4333,6 +4578,10 @@
     </w:p>
     <w:p>
       <w:r>
+        <w:rPr>
+          <w:noProof/>
+        </w:rPr>
+        <w:lastRenderedPageBreak/>
         <w:drawing>
           <wp:inline distT="0" distB="0" distL="0" distR="0" wp14:anchorId="207476F9" wp14:editId="32B009B8">
             <wp:extent cx="5760720" cy="1415415"/>
@@ -4479,7 +4728,6 @@
         <w:rPr>
           <w:noProof/>
         </w:rPr>
-        <w:lastRenderedPageBreak/>
         <w:drawing>
           <wp:inline distT="0" distB="0" distL="0" distR="0" wp14:anchorId="7270B7E9" wp14:editId="6D31E8BF">
             <wp:extent cx="5760720" cy="2405380"/>
@@ -6710,6 +6958,7 @@
   <w:style w:type="character" w:default="1" w:styleId="Policepardfaut">
     <w:name w:val="Default Paragraph Font"/>
     <w:uiPriority w:val="1"/>
+    <w:semiHidden/>
     <w:unhideWhenUsed/>
   </w:style>
   <w:style w:type="table" w:default="1" w:styleId="TableauNormal">
